--- a/aura-documents/output/word/06-hr-templates/08-staff-rota-and-attendance.docx
+++ b/aura-documents/output/word/06-hr-templates/08-staff-rota-and-attendance.docx
@@ -30,7 +30,7 @@
           <w:color w:val="7A6753"/>
           <w:sz w:val="16"/>
         </w:rPr>
-        <w:t xml:space="preserve">Document No. AUR-HR-08 · Version 0.1 (Draft) · Owner: Lead Host / Operations Lead · Effective: </w:t>
+        <w:t xml:space="preserve">Document No. AUR-HR-08 · Version 0.2 (Draft) · Owner: Lead Host / Operations Lead · Effective: </w:t>
       </w:r>
       <w:r>
         <w:rPr>
@@ -55,17 +55,17 @@
           <w:color w:val="4A3A2C"/>
           <w:sz w:val="20"/>
         </w:rPr>
-        <w:t xml:space="preserve">The Aura Reset Center is open seven days a week. Opening hours are </w:t>
+        <w:t xml:space="preserve">The Aura Reset Center is open seven days a week, </w:t>
       </w:r>
       <w:r>
         <w:rPr>
           <w:rFonts w:ascii="Jost" w:hAnsi="Jost" w:cs="Jost" w:eastAsia="Jost"/>
-          <w:b w:val="0"/>
+          <w:b/>
           <w:i w:val="0"/>
-          <w:color w:val="A6754C"/>
+          <w:color w:val="4A3A2C"/>
           <w:sz w:val="20"/>
         </w:rPr>
-        <w:t>[Opening hours]</w:t>
+        <w:t>9:00am–9:00pm</w:t>
       </w:r>
       <w:r>
         <w:rPr>
@@ -75,7 +75,7 @@
           <w:color w:val="4A3A2C"/>
           <w:sz w:val="20"/>
         </w:rPr>
-        <w:t xml:space="preserve">; this template uses the planning assumption of </w:t>
+        <w:t xml:space="preserve">, aligned with the booking bands (Morning 9am–12pm, Midday 12–3pm, Afternoon 3–6pm, Evening 6–9pm). For now the floor runs with </w:t>
       </w:r>
       <w:r>
         <w:rPr>
@@ -85,7 +85,7 @@
           <w:color w:val="4A3A2C"/>
           <w:sz w:val="20"/>
         </w:rPr>
-        <w:t>8:00am–8:00pm</w:t>
+        <w:t>2 Hosts per shift</w:t>
       </w:r>
       <w:r>
         <w:rPr>
@@ -95,7 +95,7 @@
           <w:color w:val="4A3A2C"/>
           <w:sz w:val="20"/>
         </w:rPr>
-        <w:t>, aligned with the booking bands (Morning 8–11am, Midday 11am–2pm, Afternoon 2–5pm, Evening 5–8pm). Adjust shift times once opening hours are confirmed. Rotas must respect working-hour, rest-day and overtime rules under UAE Federal Decree-Law No. 33 of 2021 and the HR manual (AUR-POL-02).</w:t>
+        <w:t xml:space="preserve"> across two shifts a day. Rotas must respect working-hour, rest-day and overtime rules under UAE Federal Decree-Law No. 33 of 2021 and the HR manual (AUR-POL-02).</w:t>
       </w:r>
     </w:p>
     <w:p>
@@ -258,7 +258,7 @@
                 <w:color w:val="4A3A2C"/>
                 <w:sz w:val="17"/>
               </w:rPr>
-              <w:t xml:space="preserve">7:00am–3:00pm </w:t>
+              <w:t xml:space="preserve">9:00am–3:30pm </w:t>
             </w:r>
             <w:r>
               <w:rPr>
@@ -268,7 +268,7 @@
                 <w:color w:val="A6754C"/>
                 <w:sz w:val="17"/>
               </w:rPr>
-              <w:t>[incl. 1 hr break]</w:t>
+              <w:t>[confirm]</w:t>
             </w:r>
           </w:p>
         </w:tc>
@@ -308,7 +308,27 @@
                 <w:color w:val="4A3A2C"/>
                 <w:sz w:val="17"/>
               </w:rPr>
-              <w:t>Opening checklist: equipment start-up, cryotherapy and cold plunge checks, sauna pre-heat, float tank check, linen par, breathing ritual huddle</w:t>
+              <w:t xml:space="preserve">Opening checklist: equipment start-up </w:t>
+            </w:r>
+            <w:r>
+              <w:rPr>
+                <w:rFonts w:ascii="Jost" w:hAnsi="Jost" w:cs="Jost" w:eastAsia="Jost"/>
+                <w:b w:val="0"/>
+                <w:i w:val="0"/>
+                <w:color w:val="A6754C"/>
+                <w:sz w:val="17"/>
+              </w:rPr>
+              <w:t>[per Elevé protocol — pending]</w:t>
+            </w:r>
+            <w:r>
+              <w:rPr>
+                <w:rFonts w:ascii="Jost" w:hAnsi="Jost" w:cs="Jost" w:eastAsia="Jost"/>
+                <w:b w:val="0"/>
+                <w:i w:val="0"/>
+                <w:color w:val="4A3A2C"/>
+                <w:sz w:val="17"/>
+              </w:rPr>
+              <w:t>, cryotherapy and cold plunge checks, sauna pre-heat, hyperbaric and dry float bed checks, laundry and linen par, refreshments set-up, WhatsApp and website leads, breathing ritual huddle</w:t>
             </w:r>
           </w:p>
         </w:tc>
@@ -331,7 +351,7 @@
                 <w:color w:val="4A3A2C"/>
                 <w:sz w:val="17"/>
               </w:rPr>
-              <w:t>Mid</w:t>
+              <w:t>Closing</w:t>
             </w:r>
           </w:p>
         </w:tc>
@@ -352,7 +372,7 @@
                 <w:color w:val="4A3A2C"/>
                 <w:sz w:val="17"/>
               </w:rPr>
-              <w:t xml:space="preserve">11:00am–7:00pm </w:t>
+              <w:t xml:space="preserve">2:30pm–9:00pm </w:t>
             </w:r>
             <w:r>
               <w:rPr>
@@ -362,7 +382,7 @@
                 <w:color w:val="A6754C"/>
                 <w:sz w:val="17"/>
               </w:rPr>
-              <w:t>[incl. 1 hr break]</w:t>
+              <w:t>[confirm]</w:t>
             </w:r>
           </w:p>
         </w:tc>
@@ -383,7 +403,7 @@
                 <w:color w:val="4A3A2C"/>
                 <w:sz w:val="17"/>
               </w:rPr>
-              <w:t>Midday, Afternoon</w:t>
+              <w:t>Afternoon, Evening</w:t>
             </w:r>
           </w:p>
         </w:tc>
@@ -404,99 +424,7 @@
                 <w:color w:val="4A3A2C"/>
                 <w:sz w:val="17"/>
               </w:rPr>
-              <w:t>Peak-time hosting, breaks cover, room resets, Elevé service visits</w:t>
-            </w:r>
-          </w:p>
-        </w:tc>
-      </w:tr>
-      <w:tr>
-        <w:tc>
-          <w:tcPr>
-            <w:tcW w:type="dxa" w:w="2353"/>
-          </w:tcPr>
-          <w:p>
-            <w:pPr>
-              <w:spacing w:before="40" w:after="40" w:line="276" w:lineRule="auto"/>
-            </w:pPr>
-            <w:r>
-              <w:rPr>
-                <w:rFonts w:ascii="Jost" w:hAnsi="Jost" w:cs="Jost" w:eastAsia="Jost"/>
-                <w:b w:val="0"/>
-                <w:i w:val="0"/>
-                <w:color w:val="4A3A2C"/>
-                <w:sz w:val="17"/>
-              </w:rPr>
-              <w:t>Closing</w:t>
-            </w:r>
-          </w:p>
-        </w:tc>
-        <w:tc>
-          <w:tcPr>
-            <w:tcW w:type="dxa" w:w="2353"/>
-          </w:tcPr>
-          <w:p>
-            <w:pPr>
-              <w:spacing w:before="40" w:after="40" w:line="276" w:lineRule="auto"/>
-            </w:pPr>
-            <w:r>
-              <w:rPr>
-                <w:rFonts w:ascii="Jost" w:hAnsi="Jost" w:cs="Jost" w:eastAsia="Jost"/>
-                <w:b w:val="0"/>
-                <w:i w:val="0"/>
-                <w:color w:val="4A3A2C"/>
-                <w:sz w:val="17"/>
-              </w:rPr>
-              <w:t xml:space="preserve">12:30pm–8:30pm </w:t>
-            </w:r>
-            <w:r>
-              <w:rPr>
-                <w:rFonts w:ascii="Jost" w:hAnsi="Jost" w:cs="Jost" w:eastAsia="Jost"/>
-                <w:b w:val="0"/>
-                <w:i w:val="0"/>
-                <w:color w:val="A6754C"/>
-                <w:sz w:val="17"/>
-              </w:rPr>
-              <w:t>[incl. 1 hr break]</w:t>
-            </w:r>
-          </w:p>
-        </w:tc>
-        <w:tc>
-          <w:tcPr>
-            <w:tcW w:type="dxa" w:w="2353"/>
-          </w:tcPr>
-          <w:p>
-            <w:pPr>
-              <w:spacing w:before="40" w:after="40" w:line="276" w:lineRule="auto"/>
-            </w:pPr>
-            <w:r>
-              <w:rPr>
-                <w:rFonts w:ascii="Jost" w:hAnsi="Jost" w:cs="Jost" w:eastAsia="Jost"/>
-                <w:b w:val="0"/>
-                <w:i w:val="0"/>
-                <w:color w:val="4A3A2C"/>
-                <w:sz w:val="17"/>
-              </w:rPr>
-              <w:t>Afternoon, Evening</w:t>
-            </w:r>
-          </w:p>
-        </w:tc>
-        <w:tc>
-          <w:tcPr>
-            <w:tcW w:type="dxa" w:w="2353"/>
-          </w:tcPr>
-          <w:p>
-            <w:pPr>
-              <w:spacing w:before="40" w:after="40" w:line="276" w:lineRule="auto"/>
-            </w:pPr>
-            <w:r>
-              <w:rPr>
-                <w:rFonts w:ascii="Jost" w:hAnsi="Jost" w:cs="Jost" w:eastAsia="Jost"/>
-                <w:b w:val="0"/>
-                <w:i w:val="0"/>
-                <w:color w:val="4A3A2C"/>
-                <w:sz w:val="17"/>
-              </w:rPr>
-              <w:t>Evening hosting, end-of-day cleaning and logs, equipment shut-down, cash-up, closing checklist</w:t>
+              <w:t>Evening hosting, retail, end-of-day cleaning and logs, laundry, equipment shut-down, end-of-day cash close (senior Host), closing checklist</w:t>
             </w:r>
           </w:p>
         </w:tc>
@@ -524,7 +452,47 @@
           <w:color w:val="4A3A2C"/>
           <w:sz w:val="18"/>
         </w:rPr>
-        <w:t>Opening starts one hour before the first guest and closing ends 30 minutes after the last session. Breaks are staggered so no modality is left unattended.</w:t>
+        <w:t xml:space="preserve">The one-hour overlap (2:30–3:30pm) is used for handover, breaks cover, room resets and Elevé service visits. Whether opening checks need a start before 9:00am, and the closing finish after the last session, are </w:t>
+      </w:r>
+      <w:r>
+        <w:rPr>
+          <w:rFonts w:ascii="Jost" w:hAnsi="Jost" w:cs="Jost" w:eastAsia="Jost"/>
+          <w:b w:val="0"/>
+          <w:i w:val="0"/>
+          <w:color w:val="A6754C"/>
+          <w:sz w:val="18"/>
+        </w:rPr>
+        <w:t>[to be confirmed]</w:t>
+      </w:r>
+      <w:r>
+        <w:rPr>
+          <w:rFonts w:ascii="Jost" w:hAnsi="Jost" w:cs="Jost" w:eastAsia="Jost"/>
+          <w:b w:val="0"/>
+          <w:i w:val="0"/>
+          <w:color w:val="4A3A2C"/>
+          <w:sz w:val="18"/>
+        </w:rPr>
+        <w:t xml:space="preserve">. Breaks are staggered so no modality is left unattended. The end-of-day cash close is done by the senior Host on the closing shift and checked by the General Manager next morning </w:t>
+      </w:r>
+      <w:r>
+        <w:rPr>
+          <w:rFonts w:ascii="Jost" w:hAnsi="Jost" w:cs="Jost" w:eastAsia="Jost"/>
+          <w:b w:val="0"/>
+          <w:i w:val="0"/>
+          <w:color w:val="A6754C"/>
+          <w:sz w:val="18"/>
+        </w:rPr>
+        <w:t>[default — confirm]</w:t>
+      </w:r>
+      <w:r>
+        <w:rPr>
+          <w:rFonts w:ascii="Jost" w:hAnsi="Jost" w:cs="Jost" w:eastAsia="Jost"/>
+          <w:b w:val="0"/>
+          <w:i w:val="0"/>
+          <w:color w:val="4A3A2C"/>
+          <w:sz w:val="18"/>
+        </w:rPr>
+        <w:t>.</w:t>
       </w:r>
     </w:p>
     <w:p>
@@ -556,11 +524,10 @@
         </w:tblBorders>
       </w:tblPr>
       <w:tblGrid>
-        <w:gridCol w:w="1882"/>
-        <w:gridCol w:w="1882"/>
-        <w:gridCol w:w="1882"/>
-        <w:gridCol w:w="1882"/>
-        <w:gridCol w:w="1882"/>
+        <w:gridCol w:w="2353"/>
+        <w:gridCol w:w="2353"/>
+        <w:gridCol w:w="2353"/>
+        <w:gridCol w:w="2353"/>
       </w:tblGrid>
       <w:tr>
         <w:trPr>
@@ -568,7 +535,7 @@
         </w:trPr>
         <w:tc>
           <w:tcPr>
-            <w:tcW w:type="dxa" w:w="1882"/>
+            <w:tcW w:type="dxa" w:w="2353"/>
             <w:shd w:val="clear" w:color="auto" w:fill="221913"/>
           </w:tcPr>
           <w:p>
@@ -589,7 +556,7 @@
         </w:tc>
         <w:tc>
           <w:tcPr>
-            <w:tcW w:type="dxa" w:w="1882"/>
+            <w:tcW w:type="dxa" w:w="2353"/>
             <w:shd w:val="clear" w:color="auto" w:fill="221913"/>
           </w:tcPr>
           <w:p>
@@ -610,28 +577,7 @@
         </w:tc>
         <w:tc>
           <w:tcPr>
-            <w:tcW w:type="dxa" w:w="1882"/>
-            <w:shd w:val="clear" w:color="auto" w:fill="221913"/>
-          </w:tcPr>
-          <w:p>
-            <w:pPr>
-              <w:spacing w:before="40" w:after="40" w:line="276" w:lineRule="auto"/>
-            </w:pPr>
-            <w:r>
-              <w:rPr>
-                <w:rFonts w:ascii="Jost" w:hAnsi="Jost" w:cs="Jost" w:eastAsia="Jost"/>
-                <w:b/>
-                <w:i w:val="0"/>
-                <w:color w:val="FBF5EE"/>
-                <w:sz w:val="17"/>
-              </w:rPr>
-              <w:t>Mid</w:t>
-            </w:r>
-          </w:p>
-        </w:tc>
-        <w:tc>
-          <w:tcPr>
-            <w:tcW w:type="dxa" w:w="1882"/>
+            <w:tcW w:type="dxa" w:w="2353"/>
             <w:shd w:val="clear" w:color="auto" w:fill="221913"/>
           </w:tcPr>
           <w:p>
@@ -652,7 +598,7 @@
         </w:tc>
         <w:tc>
           <w:tcPr>
-            <w:tcW w:type="dxa" w:w="1882"/>
+            <w:tcW w:type="dxa" w:w="2353"/>
             <w:shd w:val="clear" w:color="auto" w:fill="221913"/>
           </w:tcPr>
           <w:p>
@@ -675,7 +621,7 @@
       <w:tr>
         <w:tc>
           <w:tcPr>
-            <w:tcW w:type="dxa" w:w="1882"/>
+            <w:tcW w:type="dxa" w:w="2353"/>
           </w:tcPr>
           <w:p>
             <w:pPr>
@@ -689,117 +635,13 @@
                 <w:color w:val="4A3A2C"/>
                 <w:sz w:val="17"/>
               </w:rPr>
-              <w:t>Lead Host or designated shift lead</w:t>
+              <w:t>Host (one acting as senior Host / shift lead)</w:t>
             </w:r>
           </w:p>
         </w:tc>
         <w:tc>
           <w:tcPr>
-            <w:tcW w:type="dxa" w:w="1882"/>
-          </w:tcPr>
-          <w:p>
-            <w:pPr>
-              <w:spacing w:before="40" w:after="40" w:line="276" w:lineRule="auto"/>
-            </w:pPr>
-            <w:r>
-              <w:rPr>
-                <w:rFonts w:ascii="Jost" w:hAnsi="Jost" w:cs="Jost" w:eastAsia="Jost"/>
-                <w:b w:val="0"/>
-                <w:i w:val="0"/>
-                <w:color w:val="4A3A2C"/>
-                <w:sz w:val="17"/>
-              </w:rPr>
-              <w:t>1</w:t>
-            </w:r>
-          </w:p>
-        </w:tc>
-        <w:tc>
-          <w:tcPr>
-            <w:tcW w:type="dxa" w:w="1882"/>
-          </w:tcPr>
-          <w:p>
-            <w:pPr>
-              <w:spacing w:before="40" w:after="40" w:line="276" w:lineRule="auto"/>
-            </w:pPr>
-            <w:r>
-              <w:rPr>
-                <w:rFonts w:ascii="Jost" w:hAnsi="Jost" w:cs="Jost" w:eastAsia="Jost"/>
-                <w:b w:val="0"/>
-                <w:i w:val="0"/>
-                <w:color w:val="4A3A2C"/>
-                <w:sz w:val="17"/>
-              </w:rPr>
-              <w:t>—</w:t>
-            </w:r>
-          </w:p>
-        </w:tc>
-        <w:tc>
-          <w:tcPr>
-            <w:tcW w:type="dxa" w:w="1882"/>
-          </w:tcPr>
-          <w:p>
-            <w:pPr>
-              <w:spacing w:before="40" w:after="40" w:line="276" w:lineRule="auto"/>
-            </w:pPr>
-            <w:r>
-              <w:rPr>
-                <w:rFonts w:ascii="Jost" w:hAnsi="Jost" w:cs="Jost" w:eastAsia="Jost"/>
-                <w:b w:val="0"/>
-                <w:i w:val="0"/>
-                <w:color w:val="4A3A2C"/>
-                <w:sz w:val="17"/>
-              </w:rPr>
-              <w:t>1</w:t>
-            </w:r>
-          </w:p>
-        </w:tc>
-        <w:tc>
-          <w:tcPr>
-            <w:tcW w:type="dxa" w:w="1882"/>
-          </w:tcPr>
-          <w:p>
-            <w:pPr>
-              <w:spacing w:before="40" w:after="40" w:line="276" w:lineRule="auto"/>
-            </w:pPr>
-            <w:r>
-              <w:rPr>
-                <w:rFonts w:ascii="Jost" w:hAnsi="Jost" w:cs="Jost" w:eastAsia="Jost"/>
-                <w:b w:val="0"/>
-                <w:i w:val="0"/>
-                <w:color w:val="4A3A2C"/>
-                <w:sz w:val="17"/>
-              </w:rPr>
-              <w:t>One shift lead on site at all times the studio is open</w:t>
-            </w:r>
-          </w:p>
-        </w:tc>
-      </w:tr>
-      <w:tr>
-        <w:tc>
-          <w:tcPr>
-            <w:tcW w:type="dxa" w:w="1882"/>
-            <w:shd w:val="clear" w:color="auto" w:fill="FBF5EE"/>
-          </w:tcPr>
-          <w:p>
-            <w:pPr>
-              <w:spacing w:before="40" w:after="40" w:line="276" w:lineRule="auto"/>
-            </w:pPr>
-            <w:r>
-              <w:rPr>
-                <w:rFonts w:ascii="Jost" w:hAnsi="Jost" w:cs="Jost" w:eastAsia="Jost"/>
-                <w:b w:val="0"/>
-                <w:i w:val="0"/>
-                <w:color w:val="4A3A2C"/>
-                <w:sz w:val="17"/>
-              </w:rPr>
-              <w:t>Host</w:t>
-            </w:r>
-          </w:p>
-        </w:tc>
-        <w:tc>
-          <w:tcPr>
-            <w:tcW w:type="dxa" w:w="1882"/>
-            <w:shd w:val="clear" w:color="auto" w:fill="FBF5EE"/>
+            <w:tcW w:type="dxa" w:w="2353"/>
           </w:tcPr>
           <w:p>
             <w:pPr>
@@ -819,29 +661,7 @@
         </w:tc>
         <w:tc>
           <w:tcPr>
-            <w:tcW w:type="dxa" w:w="1882"/>
-            <w:shd w:val="clear" w:color="auto" w:fill="FBF5EE"/>
-          </w:tcPr>
-          <w:p>
-            <w:pPr>
-              <w:spacing w:before="40" w:after="40" w:line="276" w:lineRule="auto"/>
-            </w:pPr>
-            <w:r>
-              <w:rPr>
-                <w:rFonts w:ascii="Jost" w:hAnsi="Jost" w:cs="Jost" w:eastAsia="Jost"/>
-                <w:b w:val="0"/>
-                <w:i w:val="0"/>
-                <w:color w:val="4A3A2C"/>
-                <w:sz w:val="17"/>
-              </w:rPr>
-              <w:t>1</w:t>
-            </w:r>
-          </w:p>
-        </w:tc>
-        <w:tc>
-          <w:tcPr>
-            <w:tcW w:type="dxa" w:w="1882"/>
-            <w:shd w:val="clear" w:color="auto" w:fill="FBF5EE"/>
+            <w:tcW w:type="dxa" w:w="2353"/>
           </w:tcPr>
           <w:p>
             <w:pPr>
@@ -861,7 +681,29 @@
         </w:tc>
         <w:tc>
           <w:tcPr>
-            <w:tcW w:type="dxa" w:w="1882"/>
+            <w:tcW w:type="dxa" w:w="2353"/>
+          </w:tcPr>
+          <w:p>
+            <w:pPr>
+              <w:spacing w:before="40" w:after="40" w:line="276" w:lineRule="auto"/>
+            </w:pPr>
+            <w:r>
+              <w:rPr>
+                <w:rFonts w:ascii="Jost" w:hAnsi="Jost" w:cs="Jost" w:eastAsia="Jost"/>
+                <w:b w:val="0"/>
+                <w:i w:val="0"/>
+                <w:color w:val="4A3A2C"/>
+                <w:sz w:val="17"/>
+              </w:rPr>
+              <w:t>2 Hosts per shift for now; at least one Host free whenever the cold plunge is in use (always host-guided); Hosts also cover front desk, bookings, payments and refreshments</w:t>
+            </w:r>
+          </w:p>
+        </w:tc>
+      </w:tr>
+      <w:tr>
+        <w:tc>
+          <w:tcPr>
+            <w:tcW w:type="dxa" w:w="2353"/>
             <w:shd w:val="clear" w:color="auto" w:fill="FBF5EE"/>
           </w:tcPr>
           <w:p>
@@ -876,138 +718,13 @@
                 <w:color w:val="4A3A2C"/>
                 <w:sz w:val="17"/>
               </w:rPr>
-              <w:t>At least one Host free whenever the cold plunge is in use (always host-guided)</w:t>
-            </w:r>
-          </w:p>
-        </w:tc>
-      </w:tr>
-      <w:tr>
-        <w:tc>
-          <w:tcPr>
-            <w:tcW w:type="dxa" w:w="1882"/>
-          </w:tcPr>
-          <w:p>
-            <w:pPr>
-              <w:spacing w:before="40" w:after="40" w:line="276" w:lineRule="auto"/>
-            </w:pPr>
-            <w:r>
-              <w:rPr>
-                <w:rFonts w:ascii="Jost" w:hAnsi="Jost" w:cs="Jost" w:eastAsia="Jost"/>
-                <w:b w:val="0"/>
-                <w:i w:val="0"/>
-                <w:color w:val="4A3A2C"/>
-                <w:sz w:val="17"/>
-              </w:rPr>
-              <w:t>Guest Relations Executive</w:t>
+              <w:t>Healer</w:t>
             </w:r>
           </w:p>
         </w:tc>
         <w:tc>
           <w:tcPr>
-            <w:tcW w:type="dxa" w:w="1882"/>
-          </w:tcPr>
-          <w:p>
-            <w:pPr>
-              <w:spacing w:before="40" w:after="40" w:line="276" w:lineRule="auto"/>
-            </w:pPr>
-            <w:r>
-              <w:rPr>
-                <w:rFonts w:ascii="Jost" w:hAnsi="Jost" w:cs="Jost" w:eastAsia="Jost"/>
-                <w:b w:val="0"/>
-                <w:i w:val="0"/>
-                <w:color w:val="4A3A2C"/>
-                <w:sz w:val="17"/>
-              </w:rPr>
-              <w:t>1</w:t>
-            </w:r>
-          </w:p>
-        </w:tc>
-        <w:tc>
-          <w:tcPr>
-            <w:tcW w:type="dxa" w:w="1882"/>
-          </w:tcPr>
-          <w:p>
-            <w:pPr>
-              <w:spacing w:before="40" w:after="40" w:line="276" w:lineRule="auto"/>
-            </w:pPr>
-            <w:r>
-              <w:rPr>
-                <w:rFonts w:ascii="Jost" w:hAnsi="Jost" w:cs="Jost" w:eastAsia="Jost"/>
-                <w:b w:val="0"/>
-                <w:i w:val="0"/>
-                <w:color w:val="4A3A2C"/>
-                <w:sz w:val="17"/>
-              </w:rPr>
-              <w:t>—</w:t>
-            </w:r>
-          </w:p>
-        </w:tc>
-        <w:tc>
-          <w:tcPr>
-            <w:tcW w:type="dxa" w:w="1882"/>
-          </w:tcPr>
-          <w:p>
-            <w:pPr>
-              <w:spacing w:before="40" w:after="40" w:line="276" w:lineRule="auto"/>
-            </w:pPr>
-            <w:r>
-              <w:rPr>
-                <w:rFonts w:ascii="Jost" w:hAnsi="Jost" w:cs="Jost" w:eastAsia="Jost"/>
-                <w:b w:val="0"/>
-                <w:i w:val="0"/>
-                <w:color w:val="4A3A2C"/>
-                <w:sz w:val="17"/>
-              </w:rPr>
-              <w:t>1</w:t>
-            </w:r>
-          </w:p>
-        </w:tc>
-        <w:tc>
-          <w:tcPr>
-            <w:tcW w:type="dxa" w:w="1882"/>
-          </w:tcPr>
-          <w:p>
-            <w:pPr>
-              <w:spacing w:before="40" w:after="40" w:line="276" w:lineRule="auto"/>
-            </w:pPr>
-            <w:r>
-              <w:rPr>
-                <w:rFonts w:ascii="Jost" w:hAnsi="Jost" w:cs="Jost" w:eastAsia="Jost"/>
-                <w:b w:val="0"/>
-                <w:i w:val="0"/>
-                <w:color w:val="4A3A2C"/>
-                <w:sz w:val="17"/>
-              </w:rPr>
-              <w:t>Front desk covered all opening hours</w:t>
-            </w:r>
-          </w:p>
-        </w:tc>
-      </w:tr>
-      <w:tr>
-        <w:tc>
-          <w:tcPr>
-            <w:tcW w:type="dxa" w:w="1882"/>
-            <w:shd w:val="clear" w:color="auto" w:fill="FBF5EE"/>
-          </w:tcPr>
-          <w:p>
-            <w:pPr>
-              <w:spacing w:before="40" w:after="40" w:line="276" w:lineRule="auto"/>
-            </w:pPr>
-            <w:r>
-              <w:rPr>
-                <w:rFonts w:ascii="Jost" w:hAnsi="Jost" w:cs="Jost" w:eastAsia="Jost"/>
-                <w:b w:val="0"/>
-                <w:i w:val="0"/>
-                <w:color w:val="4A3A2C"/>
-                <w:sz w:val="17"/>
-              </w:rPr>
-              <w:t>Clinical Lead / licensed clinician</w:t>
-            </w:r>
-          </w:p>
-        </w:tc>
-        <w:tc>
-          <w:tcPr>
-            <w:tcW w:type="dxa" w:w="1882"/>
+            <w:tcW w:type="dxa" w:w="2353"/>
             <w:shd w:val="clear" w:color="auto" w:fill="FBF5EE"/>
           </w:tcPr>
           <w:p>
@@ -1028,7 +745,7 @@
         </w:tc>
         <w:tc>
           <w:tcPr>
-            <w:tcW w:type="dxa" w:w="1882"/>
+            <w:tcW w:type="dxa" w:w="2353"/>
             <w:shd w:val="clear" w:color="auto" w:fill="FBF5EE"/>
           </w:tcPr>
           <w:p>
@@ -1049,8 +766,80 @@
         </w:tc>
         <w:tc>
           <w:tcPr>
-            <w:tcW w:type="dxa" w:w="1882"/>
+            <w:tcW w:type="dxa" w:w="2353"/>
             <w:shd w:val="clear" w:color="auto" w:fill="FBF5EE"/>
+          </w:tcPr>
+          <w:p>
+            <w:pPr>
+              <w:spacing w:before="40" w:after="40" w:line="276" w:lineRule="auto"/>
+            </w:pPr>
+            <w:r>
+              <w:rPr>
+                <w:rFonts w:ascii="Jost" w:hAnsi="Jost" w:cs="Jost" w:eastAsia="Jost"/>
+                <w:b w:val="0"/>
+                <w:i w:val="0"/>
+                <w:color w:val="4A3A2C"/>
+                <w:sz w:val="17"/>
+              </w:rPr>
+              <w:t>Scheduled to cover first-visit Healer consultations (</w:t>
+            </w:r>
+            <w:r>
+              <w:rPr>
+                <w:rFonts w:ascii="Jost" w:hAnsi="Jost" w:cs="Jost" w:eastAsia="Jost"/>
+                <w:b w:val="0"/>
+                <w:i w:val="0"/>
+                <w:color w:val="A6754C"/>
+                <w:sz w:val="17"/>
+              </w:rPr>
+              <w:t>[30–45 min proposed]</w:t>
+            </w:r>
+            <w:r>
+              <w:rPr>
+                <w:rFonts w:ascii="Jost" w:hAnsi="Jost" w:cs="Jost" w:eastAsia="Jost"/>
+                <w:b w:val="0"/>
+                <w:i w:val="0"/>
+                <w:color w:val="4A3A2C"/>
+                <w:sz w:val="17"/>
+              </w:rPr>
+              <w:t xml:space="preserve">); number of Healers: </w:t>
+            </w:r>
+            <w:r>
+              <w:rPr>
+                <w:rFonts w:ascii="Jost" w:hAnsi="Jost" w:cs="Jost" w:eastAsia="Jost"/>
+                <w:b w:val="0"/>
+                <w:i w:val="0"/>
+                <w:color w:val="A6754C"/>
+                <w:sz w:val="17"/>
+              </w:rPr>
+              <w:t>[__]</w:t>
+            </w:r>
+          </w:p>
+        </w:tc>
+      </w:tr>
+      <w:tr>
+        <w:tc>
+          <w:tcPr>
+            <w:tcW w:type="dxa" w:w="2353"/>
+          </w:tcPr>
+          <w:p>
+            <w:pPr>
+              <w:spacing w:before="40" w:after="40" w:line="276" w:lineRule="auto"/>
+            </w:pPr>
+            <w:r>
+              <w:rPr>
+                <w:rFonts w:ascii="Jost" w:hAnsi="Jost" w:cs="Jost" w:eastAsia="Jost"/>
+                <w:b w:val="0"/>
+                <w:i w:val="0"/>
+                <w:color w:val="4A3A2C"/>
+                <w:sz w:val="17"/>
+              </w:rPr>
+              <w:t>Breathwork &amp; Sound Healing Facilitator</w:t>
+            </w:r>
+          </w:p>
+        </w:tc>
+        <w:tc>
+          <w:tcPr>
+            <w:tcW w:type="dxa" w:w="2353"/>
           </w:tcPr>
           <w:p>
             <w:pPr>
@@ -1070,50 +859,7 @@
         </w:tc>
         <w:tc>
           <w:tcPr>
-            <w:tcW w:type="dxa" w:w="1882"/>
-            <w:shd w:val="clear" w:color="auto" w:fill="FBF5EE"/>
-          </w:tcPr>
-          <w:p>
-            <w:pPr>
-              <w:spacing w:before="40" w:after="40" w:line="276" w:lineRule="auto"/>
-            </w:pPr>
-            <w:r>
-              <w:rPr>
-                <w:rFonts w:ascii="Jost" w:hAnsi="Jost" w:cs="Jost" w:eastAsia="Jost"/>
-                <w:b w:val="0"/>
-                <w:i w:val="0"/>
-                <w:color w:val="4A3A2C"/>
-                <w:sz w:val="17"/>
-              </w:rPr>
-              <w:t>Required on site for every IV and hyperbaric session (subject to DHA requirements)</w:t>
-            </w:r>
-          </w:p>
-        </w:tc>
-      </w:tr>
-      <w:tr>
-        <w:tc>
-          <w:tcPr>
-            <w:tcW w:type="dxa" w:w="1882"/>
-          </w:tcPr>
-          <w:p>
-            <w:pPr>
-              <w:spacing w:before="40" w:after="40" w:line="276" w:lineRule="auto"/>
-            </w:pPr>
-            <w:r>
-              <w:rPr>
-                <w:rFonts w:ascii="Jost" w:hAnsi="Jost" w:cs="Jost" w:eastAsia="Jost"/>
-                <w:b w:val="0"/>
-                <w:i w:val="0"/>
-                <w:color w:val="4A3A2C"/>
-                <w:sz w:val="17"/>
-              </w:rPr>
-              <w:t>Breathwork Facilitator</w:t>
-            </w:r>
-          </w:p>
-        </w:tc>
-        <w:tc>
-          <w:tcPr>
-            <w:tcW w:type="dxa" w:w="1882"/>
+            <w:tcW w:type="dxa" w:w="2353"/>
           </w:tcPr>
           <w:p>
             <w:pPr>
@@ -1133,7 +879,7 @@
         </w:tc>
         <w:tc>
           <w:tcPr>
-            <w:tcW w:type="dxa" w:w="1882"/>
+            <w:tcW w:type="dxa" w:w="2353"/>
           </w:tcPr>
           <w:p>
             <w:pPr>
@@ -1147,18 +893,18 @@
                 <w:color w:val="4A3A2C"/>
                 <w:sz w:val="17"/>
               </w:rPr>
-              <w:t>As booked</w:t>
+              <w:t xml:space="preserve">Scheduled to group (up to </w:t>
             </w:r>
-          </w:p>
-        </w:tc>
-        <w:tc>
-          <w:tcPr>
-            <w:tcW w:type="dxa" w:w="1882"/>
-          </w:tcPr>
-          <w:p>
-            <w:pPr>
-              <w:spacing w:before="40" w:after="40" w:line="276" w:lineRule="auto"/>
-            </w:pPr>
+            <w:r>
+              <w:rPr>
+                <w:rFonts w:ascii="Jost" w:hAnsi="Jost" w:cs="Jost" w:eastAsia="Jost"/>
+                <w:b w:val="0"/>
+                <w:i w:val="0"/>
+                <w:color w:val="A6754C"/>
+                <w:sz w:val="17"/>
+              </w:rPr>
+              <w:t>[__]</w:t>
+            </w:r>
             <w:r>
               <w:rPr>
                 <w:rFonts w:ascii="Jost" w:hAnsi="Jost" w:cs="Jost" w:eastAsia="Jost"/>
@@ -1167,27 +913,7 @@
                 <w:color w:val="4A3A2C"/>
                 <w:sz w:val="17"/>
               </w:rPr>
-              <w:t>As booked</w:t>
-            </w:r>
-          </w:p>
-        </w:tc>
-        <w:tc>
-          <w:tcPr>
-            <w:tcW w:type="dxa" w:w="1882"/>
-          </w:tcPr>
-          <w:p>
-            <w:pPr>
-              <w:spacing w:before="40" w:after="40" w:line="276" w:lineRule="auto"/>
-            </w:pPr>
-            <w:r>
-              <w:rPr>
-                <w:rFonts w:ascii="Jost" w:hAnsi="Jost" w:cs="Jost" w:eastAsia="Jost"/>
-                <w:b w:val="0"/>
-                <w:i w:val="0"/>
-                <w:color w:val="4A3A2C"/>
-                <w:sz w:val="17"/>
-              </w:rPr>
-              <w:t>Scheduled to class and 1:1 bookings</w:t>
+              <w:t xml:space="preserve"> guests) and 1:1 bookings</w:t>
             </w:r>
           </w:p>
         </w:tc>
@@ -1195,7 +921,7 @@
       <w:tr>
         <w:tc>
           <w:tcPr>
-            <w:tcW w:type="dxa" w:w="1882"/>
+            <w:tcW w:type="dxa" w:w="2353"/>
             <w:shd w:val="clear" w:color="auto" w:fill="FBF5EE"/>
           </w:tcPr>
           <w:p>
@@ -1210,13 +936,55 @@
                 <w:color w:val="4A3A2C"/>
                 <w:sz w:val="17"/>
               </w:rPr>
-              <w:t>Spa Attendant / Housekeeping</w:t>
+              <w:t>Cleaning support</w:t>
             </w:r>
           </w:p>
         </w:tc>
         <w:tc>
           <w:tcPr>
-            <w:tcW w:type="dxa" w:w="1882"/>
+            <w:tcW w:type="dxa" w:w="2353"/>
+            <w:shd w:val="clear" w:color="auto" w:fill="FBF5EE"/>
+          </w:tcPr>
+          <w:p>
+            <w:pPr>
+              <w:spacing w:before="40" w:after="40" w:line="276" w:lineRule="auto"/>
+            </w:pPr>
+            <w:r>
+              <w:rPr>
+                <w:rFonts w:ascii="Jost" w:hAnsi="Jost" w:cs="Jost" w:eastAsia="Jost"/>
+                <w:b w:val="0"/>
+                <w:i w:val="0"/>
+                <w:color w:val="A6754C"/>
+                <w:sz w:val="17"/>
+              </w:rPr>
+              <w:t>[___]</w:t>
+            </w:r>
+          </w:p>
+        </w:tc>
+        <w:tc>
+          <w:tcPr>
+            <w:tcW w:type="dxa" w:w="2353"/>
+            <w:shd w:val="clear" w:color="auto" w:fill="FBF5EE"/>
+          </w:tcPr>
+          <w:p>
+            <w:pPr>
+              <w:spacing w:before="40" w:after="40" w:line="276" w:lineRule="auto"/>
+            </w:pPr>
+            <w:r>
+              <w:rPr>
+                <w:rFonts w:ascii="Jost" w:hAnsi="Jost" w:cs="Jost" w:eastAsia="Jost"/>
+                <w:b w:val="0"/>
+                <w:i w:val="0"/>
+                <w:color w:val="A6754C"/>
+                <w:sz w:val="17"/>
+              </w:rPr>
+              <w:t>[___]</w:t>
+            </w:r>
+          </w:p>
+        </w:tc>
+        <w:tc>
+          <w:tcPr>
+            <w:tcW w:type="dxa" w:w="2353"/>
             <w:shd w:val="clear" w:color="auto" w:fill="FBF5EE"/>
           </w:tcPr>
           <w:p>
@@ -1231,70 +999,17 @@
                 <w:color w:val="4A3A2C"/>
                 <w:sz w:val="17"/>
               </w:rPr>
-              <w:t>1</w:t>
+              <w:t xml:space="preserve">Hosts clean between sessions, plus </w:t>
             </w:r>
-          </w:p>
-        </w:tc>
-        <w:tc>
-          <w:tcPr>
-            <w:tcW w:type="dxa" w:w="1882"/>
-            <w:shd w:val="clear" w:color="auto" w:fill="FBF5EE"/>
-          </w:tcPr>
-          <w:p>
-            <w:pPr>
-              <w:spacing w:before="40" w:after="40" w:line="276" w:lineRule="auto"/>
-            </w:pPr>
             <w:r>
               <w:rPr>
                 <w:rFonts w:ascii="Jost" w:hAnsi="Jost" w:cs="Jost" w:eastAsia="Jost"/>
                 <w:b w:val="0"/>
                 <w:i w:val="0"/>
-                <w:color w:val="4A3A2C"/>
+                <w:color w:val="A6754C"/>
                 <w:sz w:val="17"/>
               </w:rPr>
-              <w:t>1</w:t>
-            </w:r>
-          </w:p>
-        </w:tc>
-        <w:tc>
-          <w:tcPr>
-            <w:tcW w:type="dxa" w:w="1882"/>
-            <w:shd w:val="clear" w:color="auto" w:fill="FBF5EE"/>
-          </w:tcPr>
-          <w:p>
-            <w:pPr>
-              <w:spacing w:before="40" w:after="40" w:line="276" w:lineRule="auto"/>
-            </w:pPr>
-            <w:r>
-              <w:rPr>
-                <w:rFonts w:ascii="Jost" w:hAnsi="Jost" w:cs="Jost" w:eastAsia="Jost"/>
-                <w:b w:val="0"/>
-                <w:i w:val="0"/>
-                <w:color w:val="4A3A2C"/>
-                <w:sz w:val="17"/>
-              </w:rPr>
-              <w:t>1</w:t>
-            </w:r>
-          </w:p>
-        </w:tc>
-        <w:tc>
-          <w:tcPr>
-            <w:tcW w:type="dxa" w:w="1882"/>
-            <w:shd w:val="clear" w:color="auto" w:fill="FBF5EE"/>
-          </w:tcPr>
-          <w:p>
-            <w:pPr>
-              <w:spacing w:before="40" w:after="40" w:line="276" w:lineRule="auto"/>
-            </w:pPr>
-            <w:r>
-              <w:rPr>
-                <w:rFonts w:ascii="Jost" w:hAnsi="Jost" w:cs="Jost" w:eastAsia="Jost"/>
-                <w:b w:val="0"/>
-                <w:i w:val="0"/>
-                <w:color w:val="4A3A2C"/>
-                <w:sz w:val="17"/>
-              </w:rPr>
-              <w:t>Closing attendant completes deep-clean list</w:t>
+              <w:t>[in-house attendant / outsourced cleaner — to be decided]</w:t>
             </w:r>
           </w:p>
         </w:tc>
@@ -1302,7 +1017,7 @@
       <w:tr>
         <w:tc>
           <w:tcPr>
-            <w:tcW w:type="dxa" w:w="1882"/>
+            <w:tcW w:type="dxa" w:w="2353"/>
           </w:tcPr>
           <w:p>
             <w:pPr>
@@ -1322,7 +1037,7 @@
         </w:tc>
         <w:tc>
           <w:tcPr>
-            <w:tcW w:type="dxa" w:w="1882"/>
+            <w:tcW w:type="dxa" w:w="2353"/>
           </w:tcPr>
           <w:p>
             <w:pPr>
@@ -1342,7 +1057,7 @@
         </w:tc>
         <w:tc>
           <w:tcPr>
-            <w:tcW w:type="dxa" w:w="1882"/>
+            <w:tcW w:type="dxa" w:w="2353"/>
           </w:tcPr>
           <w:p>
             <w:pPr>
@@ -1362,27 +1077,7 @@
         </w:tc>
         <w:tc>
           <w:tcPr>
-            <w:tcW w:type="dxa" w:w="1882"/>
-          </w:tcPr>
-          <w:p>
-            <w:pPr>
-              <w:spacing w:before="40" w:after="40" w:line="276" w:lineRule="auto"/>
-            </w:pPr>
-            <w:r>
-              <w:rPr>
-                <w:rFonts w:ascii="Jost" w:hAnsi="Jost" w:cs="Jost" w:eastAsia="Jost"/>
-                <w:b w:val="0"/>
-                <w:i w:val="0"/>
-                <w:color w:val="4A3A2C"/>
-                <w:sz w:val="17"/>
-              </w:rPr>
-              <w:t>2</w:t>
-            </w:r>
-          </w:p>
-        </w:tc>
-        <w:tc>
-          <w:tcPr>
-            <w:tcW w:type="dxa" w:w="1882"/>
+            <w:tcW w:type="dxa" w:w="2353"/>
           </w:tcPr>
           <w:p>
             <w:pPr>
@@ -1404,7 +1099,7 @@
       <w:tr>
         <w:tc>
           <w:tcPr>
-            <w:tcW w:type="dxa" w:w="1882"/>
+            <w:tcW w:type="dxa" w:w="2353"/>
             <w:shd w:val="clear" w:color="auto" w:fill="FBF5EE"/>
           </w:tcPr>
           <w:p>
@@ -1425,7 +1120,7 @@
         </w:tc>
         <w:tc>
           <w:tcPr>
-            <w:tcW w:type="dxa" w:w="1882"/>
+            <w:tcW w:type="dxa" w:w="2353"/>
             <w:shd w:val="clear" w:color="auto" w:fill="FBF5EE"/>
           </w:tcPr>
           <w:p>
@@ -1446,7 +1141,7 @@
         </w:tc>
         <w:tc>
           <w:tcPr>
-            <w:tcW w:type="dxa" w:w="1882"/>
+            <w:tcW w:type="dxa" w:w="2353"/>
             <w:shd w:val="clear" w:color="auto" w:fill="FBF5EE"/>
           </w:tcPr>
           <w:p>
@@ -1467,28 +1162,7 @@
         </w:tc>
         <w:tc>
           <w:tcPr>
-            <w:tcW w:type="dxa" w:w="1882"/>
-            <w:shd w:val="clear" w:color="auto" w:fill="FBF5EE"/>
-          </w:tcPr>
-          <w:p>
-            <w:pPr>
-              <w:spacing w:before="40" w:after="40" w:line="276" w:lineRule="auto"/>
-            </w:pPr>
-            <w:r>
-              <w:rPr>
-                <w:rFonts w:ascii="Jost" w:hAnsi="Jost" w:cs="Jost" w:eastAsia="Jost"/>
-                <w:b w:val="0"/>
-                <w:i w:val="0"/>
-                <w:color w:val="4A3A2C"/>
-                <w:sz w:val="17"/>
-              </w:rPr>
-              <w:t>1</w:t>
-            </w:r>
-          </w:p>
-        </w:tc>
-        <w:tc>
-          <w:tcPr>
-            <w:tcW w:type="dxa" w:w="1882"/>
+            <w:tcW w:type="dxa" w:w="2353"/>
             <w:shd w:val="clear" w:color="auto" w:fill="FBF5EE"/>
           </w:tcPr>
           <w:p>
@@ -1531,7 +1205,27 @@
           <w:color w:val="4A3A2C"/>
           <w:sz w:val="18"/>
         </w:rPr>
-        <w:t>Minimums are planning figures to confirm against bookings after opening. Launch week and founding-member sessions will need extra cover.</w:t>
+        <w:t xml:space="preserve">No clinician is rostered at launch: no medical treatments are offered, and the </w:t>
+      </w:r>
+      <w:r>
+        <w:rPr>
+          <w:rFonts w:ascii="Jost" w:hAnsi="Jost" w:cs="Jost" w:eastAsia="Jost"/>
+          <w:b w:val="0"/>
+          <w:i w:val="0"/>
+          <w:color w:val="A6754C"/>
+          <w:sz w:val="18"/>
+        </w:rPr>
+        <w:t>[Medical Director named on the licence]</w:t>
+      </w:r>
+      <w:r>
+        <w:rPr>
+          <w:rFonts w:ascii="Jost" w:hAnsi="Jost" w:cs="Jost" w:eastAsia="Jost"/>
+          <w:b w:val="0"/>
+          <w:i w:val="0"/>
+          <w:color w:val="4A3A2C"/>
+          <w:sz w:val="18"/>
+        </w:rPr>
+        <w:t xml:space="preserve"> is not on the floor. Minimums are planning figures to confirm against bookings after opening. Launch week and founding-member sessions will need extra cover.</w:t>
       </w:r>
     </w:p>
     <w:p>
@@ -1630,7 +1324,7 @@
           <w:color w:val="4A3A2C"/>
           <w:sz w:val="20"/>
         </w:rPr>
-        <w:t>Enter O (Opening), M (Mid), C (Closing), OFF (rest day), AL (annual leave), SL (sick leave) or TR (training).</w:t>
+        <w:t>Enter O (Opening), C (Closing), OFF (rest day), AL (annual leave), SL (sick leave) or TR (training).</w:t>
       </w:r>
     </w:p>
     <w:tbl>
@@ -2303,7 +1997,7 @@
                 <w:color w:val="4A3A2C"/>
                 <w:sz w:val="17"/>
               </w:rPr>
-              <w:t>__________ / Guest Relations</w:t>
+              <w:t>__________ / Host</w:t>
             </w:r>
           </w:p>
         </w:tc>
@@ -2426,7 +2120,7 @@
                 <w:color w:val="4A3A2C"/>
                 <w:sz w:val="17"/>
               </w:rPr>
-              <w:t>__________ / Guest Relations</w:t>
+              <w:t>__________ / Host</w:t>
             </w:r>
           </w:p>
         </w:tc>
@@ -2553,7 +2247,7 @@
                 <w:color w:val="4A3A2C"/>
                 <w:sz w:val="17"/>
               </w:rPr>
-              <w:t>__________ / Clinical Lead</w:t>
+              <w:t>__________ / Healer</w:t>
             </w:r>
           </w:p>
         </w:tc>
@@ -2676,7 +2370,7 @@
                 <w:color w:val="4A3A2C"/>
                 <w:sz w:val="17"/>
               </w:rPr>
-              <w:t>__________ / Breathwork</w:t>
+              <w:t>__________ / Healer</w:t>
             </w:r>
           </w:p>
         </w:tc>
@@ -2803,7 +2497,7 @@
                 <w:color w:val="4A3A2C"/>
                 <w:sz w:val="17"/>
               </w:rPr>
-              <w:t>__________ / Spa Attendant</w:t>
+              <w:t>__________ / Breathwork &amp; Sound</w:t>
             </w:r>
           </w:p>
         </w:tc>
@@ -2926,7 +2620,17 @@
                 <w:color w:val="4A3A2C"/>
                 <w:sz w:val="17"/>
               </w:rPr>
-              <w:t>__________ / Spa Attendant</w:t>
+              <w:t xml:space="preserve">__________ / Cleaner </w:t>
+            </w:r>
+            <w:r>
+              <w:rPr>
+                <w:rFonts w:ascii="Jost" w:hAnsi="Jost" w:cs="Jost" w:eastAsia="Jost"/>
+                <w:b w:val="0"/>
+                <w:i w:val="0"/>
+                <w:color w:val="A6754C"/>
+                <w:sz w:val="17"/>
+              </w:rPr>
+              <w:t>[if hired]</w:t>
             </w:r>
           </w:p>
         </w:tc>
@@ -3608,7 +3312,7 @@
                 <w:color w:val="4A3A2C"/>
                 <w:sz w:val="17"/>
               </w:rPr>
-              <w:t>__________ / Guest Relations</w:t>
+              <w:t>__________ / Host</w:t>
             </w:r>
           </w:p>
         </w:tc>
@@ -3711,7 +3415,7 @@
                 <w:color w:val="4A3A2C"/>
                 <w:sz w:val="17"/>
               </w:rPr>
-              <w:t>__________ / Guest Relations</w:t>
+              <w:t>__________ / Host</w:t>
             </w:r>
           </w:p>
         </w:tc>
@@ -3817,7 +3521,7 @@
                 <w:color w:val="4A3A2C"/>
                 <w:sz w:val="17"/>
               </w:rPr>
-              <w:t>__________ / Clinical Lead</w:t>
+              <w:t>__________ / Healer</w:t>
             </w:r>
           </w:p>
         </w:tc>
@@ -3920,7 +3624,7 @@
                 <w:color w:val="4A3A2C"/>
                 <w:sz w:val="17"/>
               </w:rPr>
-              <w:t>__________ / Breathwork</w:t>
+              <w:t>__________ / Healer</w:t>
             </w:r>
           </w:p>
         </w:tc>
@@ -4026,7 +3730,7 @@
                 <w:color w:val="4A3A2C"/>
                 <w:sz w:val="17"/>
               </w:rPr>
-              <w:t>__________ / Spa Attendant</w:t>
+              <w:t>__________ / Breathwork &amp; Sound</w:t>
             </w:r>
           </w:p>
         </w:tc>
@@ -4129,7 +3833,17 @@
                 <w:color w:val="4A3A2C"/>
                 <w:sz w:val="17"/>
               </w:rPr>
-              <w:t>__________ / Spa Attendant</w:t>
+              <w:t xml:space="preserve">__________ / Cleaner </w:t>
+            </w:r>
+            <w:r>
+              <w:rPr>
+                <w:rFonts w:ascii="Jost" w:hAnsi="Jost" w:cs="Jost" w:eastAsia="Jost"/>
+                <w:b w:val="0"/>
+                <w:i w:val="0"/>
+                <w:color w:val="A6754C"/>
+                <w:sz w:val="17"/>
+              </w:rPr>
+              <w:t>[if hired]</w:t>
             </w:r>
           </w:p>
         </w:tc>
@@ -4409,7 +4123,7 @@
                 <w:color w:val="4A3A2C"/>
                 <w:sz w:val="17"/>
               </w:rPr>
-              <w:t>Minimum staffing met (all shifts)</w:t>
+              <w:t>2 Hosts on every shift</w:t>
             </w:r>
           </w:p>
         </w:tc>
@@ -4532,7 +4246,7 @@
                 <w:color w:val="4A3A2C"/>
                 <w:sz w:val="17"/>
               </w:rPr>
-              <w:t>Shift lead on every shift</w:t>
+              <w:t>Senior Host on every shift</w:t>
             </w:r>
           </w:p>
         </w:tc>
@@ -4659,7 +4373,7 @@
                 <w:color w:val="4A3A2C"/>
                 <w:sz w:val="17"/>
               </w:rPr>
-              <w:t>Clinical cover for IV / HBOT bookings</w:t>
+              <w:t>Healer cover for first-visit consultations</w:t>
             </w:r>
           </w:p>
         </w:tc>
@@ -4782,7 +4496,7 @@
                 <w:color w:val="4A3A2C"/>
                 <w:sz w:val="17"/>
               </w:rPr>
-              <w:t>First aider and fire warden each shift</w:t>
+              <w:t>Hyperbaric-signed-off Host for HBOT bookings</w:t>
             </w:r>
           </w:p>
         </w:tc>
@@ -4874,6 +4588,128 @@
           <w:tcPr>
             <w:tcW w:type="dxa" w:w="1569"/>
             <w:shd w:val="clear" w:color="auto" w:fill="FBF5EE"/>
+          </w:tcPr>
+          <w:p>
+            <w:pPr>
+              <w:spacing w:before="40" w:after="40" w:line="276" w:lineRule="auto"/>
+            </w:pPr>
+            <w:r>
+              <w:rPr>
+                <w:rFonts w:ascii="Jost" w:hAnsi="Jost" w:cs="Jost" w:eastAsia="Jost"/>
+                <w:b w:val="0"/>
+                <w:i w:val="0"/>
+                <w:color w:val="4A3A2C"/>
+                <w:sz w:val="17"/>
+              </w:rPr>
+              <w:t>☐</w:t>
+            </w:r>
+          </w:p>
+        </w:tc>
+      </w:tr>
+      <w:tr>
+        <w:tc>
+          <w:tcPr>
+            <w:tcW w:type="dxa" w:w="1569"/>
+          </w:tcPr>
+          <w:p>
+            <w:pPr>
+              <w:spacing w:before="40" w:after="40" w:line="276" w:lineRule="auto"/>
+            </w:pPr>
+            <w:r>
+              <w:rPr>
+                <w:rFonts w:ascii="Jost" w:hAnsi="Jost" w:cs="Jost" w:eastAsia="Jost"/>
+                <w:b w:val="0"/>
+                <w:i w:val="0"/>
+                <w:color w:val="4A3A2C"/>
+                <w:sz w:val="17"/>
+              </w:rPr>
+              <w:t>First aider and fire warden each shift</w:t>
+            </w:r>
+          </w:p>
+        </w:tc>
+        <w:tc>
+          <w:tcPr>
+            <w:tcW w:type="dxa" w:w="1569"/>
+          </w:tcPr>
+          <w:p>
+            <w:pPr>
+              <w:spacing w:before="40" w:after="40" w:line="276" w:lineRule="auto"/>
+            </w:pPr>
+            <w:r>
+              <w:rPr>
+                <w:rFonts w:ascii="Jost" w:hAnsi="Jost" w:cs="Jost" w:eastAsia="Jost"/>
+                <w:b w:val="0"/>
+                <w:i w:val="0"/>
+                <w:color w:val="4A3A2C"/>
+                <w:sz w:val="17"/>
+              </w:rPr>
+              <w:t>☐</w:t>
+            </w:r>
+          </w:p>
+        </w:tc>
+        <w:tc>
+          <w:tcPr>
+            <w:tcW w:type="dxa" w:w="1569"/>
+          </w:tcPr>
+          <w:p>
+            <w:pPr>
+              <w:spacing w:before="40" w:after="40" w:line="276" w:lineRule="auto"/>
+            </w:pPr>
+            <w:r>
+              <w:rPr>
+                <w:rFonts w:ascii="Jost" w:hAnsi="Jost" w:cs="Jost" w:eastAsia="Jost"/>
+                <w:b w:val="0"/>
+                <w:i w:val="0"/>
+                <w:color w:val="4A3A2C"/>
+                <w:sz w:val="17"/>
+              </w:rPr>
+              <w:t>☐</w:t>
+            </w:r>
+          </w:p>
+        </w:tc>
+        <w:tc>
+          <w:tcPr>
+            <w:tcW w:type="dxa" w:w="1569"/>
+          </w:tcPr>
+          <w:p>
+            <w:pPr>
+              <w:spacing w:before="40" w:after="40" w:line="276" w:lineRule="auto"/>
+            </w:pPr>
+            <w:r>
+              <w:rPr>
+                <w:rFonts w:ascii="Jost" w:hAnsi="Jost" w:cs="Jost" w:eastAsia="Jost"/>
+                <w:b w:val="0"/>
+                <w:i w:val="0"/>
+                <w:color w:val="4A3A2C"/>
+                <w:sz w:val="17"/>
+              </w:rPr>
+              <w:t>☐</w:t>
+            </w:r>
+          </w:p>
+        </w:tc>
+        <w:tc>
+          <w:tcPr>
+            <w:tcW w:type="dxa" w:w="1569"/>
+          </w:tcPr>
+          <w:p>
+            <w:pPr>
+              <w:spacing w:before="40" w:after="40" w:line="276" w:lineRule="auto"/>
+            </w:pPr>
+            <w:r>
+              <w:rPr>
+                <w:rFonts w:ascii="Jost" w:hAnsi="Jost" w:cs="Jost" w:eastAsia="Jost"/>
+                <w:b w:val="0"/>
+                <w:i w:val="0"/>
+                <w:color w:val="4A3A2C"/>
+                <w:sz w:val="17"/>
+              </w:rPr>
+              <w:t>☐</w:t>
+            </w:r>
+          </w:p>
+        </w:tc>
+        <w:tc>
+          <w:tcPr>
+            <w:tcW w:type="dxa" w:w="1569"/>
           </w:tcPr>
           <w:p>
             <w:pPr>
@@ -5046,7 +4882,7 @@
                 <w:color w:val="4A3A2C"/>
                 <w:sz w:val="17"/>
               </w:rPr>
-              <w:t>Minimum staffing met (all shifts)</w:t>
+              <w:t>2 Hosts on every shift</w:t>
             </w:r>
           </w:p>
         </w:tc>
@@ -5149,7 +4985,7 @@
                 <w:color w:val="4A3A2C"/>
                 <w:sz w:val="17"/>
               </w:rPr>
-              <w:t>Shift lead on every shift</w:t>
+              <w:t>Senior Host on every shift</w:t>
             </w:r>
           </w:p>
         </w:tc>
@@ -5255,7 +5091,7 @@
                 <w:color w:val="4A3A2C"/>
                 <w:sz w:val="17"/>
               </w:rPr>
-              <w:t>Clinical cover for IV / HBOT bookings</w:t>
+              <w:t>Healer cover for first-visit consultations</w:t>
             </w:r>
           </w:p>
         </w:tc>
@@ -5358,7 +5194,7 @@
                 <w:color w:val="4A3A2C"/>
                 <w:sz w:val="17"/>
               </w:rPr>
-              <w:t>First aider and fire warden each shift</w:t>
+              <w:t>Hyperbaric-signed-off Host for HBOT bookings</w:t>
             </w:r>
           </w:p>
         </w:tc>
@@ -5429,6 +5265,108 @@
           <w:tcPr>
             <w:tcW w:type="dxa" w:w="1882"/>
             <w:shd w:val="clear" w:color="auto" w:fill="FBF5EE"/>
+          </w:tcPr>
+          <w:p>
+            <w:pPr>
+              <w:spacing w:before="40" w:after="40" w:line="276" w:lineRule="auto"/>
+            </w:pPr>
+            <w:r>
+              <w:rPr>
+                <w:rFonts w:ascii="Jost" w:hAnsi="Jost" w:cs="Jost" w:eastAsia="Jost"/>
+                <w:b w:val="0"/>
+                <w:i w:val="0"/>
+                <w:color w:val="4A3A2C"/>
+                <w:sz w:val="17"/>
+              </w:rPr>
+              <w:t>__________</w:t>
+            </w:r>
+          </w:p>
+        </w:tc>
+      </w:tr>
+      <w:tr>
+        <w:tc>
+          <w:tcPr>
+            <w:tcW w:type="dxa" w:w="1882"/>
+          </w:tcPr>
+          <w:p>
+            <w:pPr>
+              <w:spacing w:before="40" w:after="40" w:line="276" w:lineRule="auto"/>
+            </w:pPr>
+            <w:r>
+              <w:rPr>
+                <w:rFonts w:ascii="Jost" w:hAnsi="Jost" w:cs="Jost" w:eastAsia="Jost"/>
+                <w:b w:val="0"/>
+                <w:i w:val="0"/>
+                <w:color w:val="4A3A2C"/>
+                <w:sz w:val="17"/>
+              </w:rPr>
+              <w:t>First aider and fire warden each shift</w:t>
+            </w:r>
+          </w:p>
+        </w:tc>
+        <w:tc>
+          <w:tcPr>
+            <w:tcW w:type="dxa" w:w="1882"/>
+          </w:tcPr>
+          <w:p>
+            <w:pPr>
+              <w:spacing w:before="40" w:after="40" w:line="276" w:lineRule="auto"/>
+            </w:pPr>
+            <w:r>
+              <w:rPr>
+                <w:rFonts w:ascii="Jost" w:hAnsi="Jost" w:cs="Jost" w:eastAsia="Jost"/>
+                <w:b w:val="0"/>
+                <w:i w:val="0"/>
+                <w:color w:val="4A3A2C"/>
+                <w:sz w:val="17"/>
+              </w:rPr>
+              <w:t>☐</w:t>
+            </w:r>
+          </w:p>
+        </w:tc>
+        <w:tc>
+          <w:tcPr>
+            <w:tcW w:type="dxa" w:w="1882"/>
+          </w:tcPr>
+          <w:p>
+            <w:pPr>
+              <w:spacing w:before="40" w:after="40" w:line="276" w:lineRule="auto"/>
+            </w:pPr>
+            <w:r>
+              <w:rPr>
+                <w:rFonts w:ascii="Jost" w:hAnsi="Jost" w:cs="Jost" w:eastAsia="Jost"/>
+                <w:b w:val="0"/>
+                <w:i w:val="0"/>
+                <w:color w:val="4A3A2C"/>
+                <w:sz w:val="17"/>
+              </w:rPr>
+              <w:t>☐</w:t>
+            </w:r>
+          </w:p>
+        </w:tc>
+        <w:tc>
+          <w:tcPr>
+            <w:tcW w:type="dxa" w:w="1882"/>
+          </w:tcPr>
+          <w:p>
+            <w:pPr>
+              <w:spacing w:before="40" w:after="40" w:line="276" w:lineRule="auto"/>
+            </w:pPr>
+            <w:r>
+              <w:rPr>
+                <w:rFonts w:ascii="Jost" w:hAnsi="Jost" w:cs="Jost" w:eastAsia="Jost"/>
+                <w:b w:val="0"/>
+                <w:i w:val="0"/>
+                <w:color w:val="4A3A2C"/>
+                <w:sz w:val="17"/>
+              </w:rPr>
+              <w:t>__________</w:t>
+            </w:r>
+          </w:p>
+        </w:tc>
+        <w:tc>
+          <w:tcPr>
+            <w:tcW w:type="dxa" w:w="1882"/>
           </w:tcPr>
           <w:p>
             <w:pPr>
@@ -7695,7 +7633,7 @@
           <w:color w:val="4A3A2C"/>
           <w:sz w:val="20"/>
         </w:rPr>
-        <w:t>Clinical shifts may be swapped only with another DHA-licensed clinician approved by the Clinical Lead.</w:t>
+        <w:t>Healer and facilitator sessions may be swapped only with another Healer or facilitator approved by the General Manager, and the guest is told in advance.</w:t>
       </w:r>
     </w:p>
     <w:p>
